--- a/2025年度 卒業制作テーマ・中間発表.docx
+++ b/2025年度 卒業制作テーマ・中間発表.docx
@@ -185,7 +185,6 @@
               </w:pBdr>
               <w:jc w:val="both"/>
               <w:rPr>
-                <w:rFonts w:hint="eastAsia"/>
                 <w:color w:val="000000"/>
                 <w:sz w:val="21"/>
                 <w:szCs w:val="21"/>
@@ -242,7 +241,6 @@
                 <w:between w:val="nil"/>
               </w:pBdr>
               <w:rPr>
-                <w:rFonts w:hint="eastAsia"/>
                 <w:color w:val="000000"/>
                 <w:sz w:val="21"/>
                 <w:szCs w:val="21"/>
@@ -418,6 +416,14 @@
                 <w:szCs w:val="21"/>
               </w:rPr>
             </w:pPr>
+            <w:r>
+              <w:rPr>
+                <w:rFonts w:ascii="ＭＳ ゴシック" w:eastAsia="ＭＳ ゴシック" w:hAnsi="ＭＳ ゴシック" w:cs="ＭＳ ゴシック" w:hint="eastAsia"/>
+                <w:sz w:val="21"/>
+                <w:szCs w:val="21"/>
+              </w:rPr>
+              <w:t>日田市の魅力</w:t>
+            </w:r>
           </w:p>
         </w:tc>
       </w:tr>
@@ -440,18 +446,145 @@
               <w:jc w:val="both"/>
               <w:rPr>
                 <w:rFonts w:ascii="ＭＳ ゴシック" w:eastAsia="ＭＳ ゴシック" w:hAnsi="ＭＳ ゴシック" w:cs="ＭＳ ゴシック"/>
-                <w:sz w:val="21"/>
-                <w:szCs w:val="21"/>
-              </w:rPr>
-            </w:pPr>
-            <w:r>
-              <w:rPr>
-                <w:rFonts w:ascii="ＭＳ ゴシック" w:eastAsia="ＭＳ ゴシック" w:hAnsi="ＭＳ ゴシック" w:cs="ＭＳ ゴシック"/>
                 <w:color w:val="000000"/>
                 <w:sz w:val="21"/>
                 <w:szCs w:val="21"/>
               </w:rPr>
+            </w:pPr>
+            <w:r>
+              <w:rPr>
+                <w:rFonts w:ascii="ＭＳ ゴシック" w:eastAsia="ＭＳ ゴシック" w:hAnsi="ＭＳ ゴシック" w:cs="ＭＳ ゴシック"/>
+                <w:color w:val="000000"/>
+                <w:sz w:val="21"/>
+                <w:szCs w:val="21"/>
+              </w:rPr>
               <w:t>目的・背景</w:t>
+            </w:r>
+          </w:p>
+          <w:p>
+            <w:pPr>
+              <w:widowControl w:val="0"/>
+              <w:pBdr>
+                <w:top w:val="nil"/>
+                <w:left w:val="nil"/>
+                <w:bottom w:val="nil"/>
+                <w:right w:val="nil"/>
+                <w:between w:val="nil"/>
+              </w:pBdr>
+              <w:jc w:val="both"/>
+              <w:rPr>
+                <w:rFonts w:ascii="ＭＳ ゴシック" w:eastAsia="ＭＳ ゴシック" w:hAnsi="ＭＳ ゴシック" w:cs="ＭＳ ゴシック"/>
+                <w:sz w:val="21"/>
+                <w:szCs w:val="21"/>
+              </w:rPr>
+            </w:pPr>
+            <w:r>
+              <w:rPr>
+                <w:rFonts w:ascii="ＭＳ ゴシック" w:eastAsia="ＭＳ ゴシック" w:hAnsi="ＭＳ ゴシック" w:cs="ＭＳ ゴシック" w:hint="eastAsia"/>
+                <w:color w:val="000000"/>
+                <w:sz w:val="21"/>
+                <w:szCs w:val="21"/>
+              </w:rPr>
+              <w:t>目的</w:t>
+            </w:r>
+          </w:p>
+          <w:p>
+            <w:pPr>
+              <w:widowControl w:val="0"/>
+              <w:pBdr>
+                <w:top w:val="nil"/>
+                <w:left w:val="nil"/>
+                <w:bottom w:val="nil"/>
+                <w:right w:val="nil"/>
+                <w:between w:val="nil"/>
+              </w:pBdr>
+              <w:jc w:val="both"/>
+              <w:rPr>
+                <w:sz w:val="21"/>
+                <w:szCs w:val="21"/>
+              </w:rPr>
+            </w:pPr>
+            <w:r>
+              <w:rPr>
+                <w:sz w:val="21"/>
+                <w:szCs w:val="21"/>
+              </w:rPr>
+              <w:t>日田市の歴史や文化、グルメなど多くの人に知ってもらい観光や地域への関心を高める</w:t>
+            </w:r>
+          </w:p>
+          <w:p>
+            <w:pPr>
+              <w:widowControl w:val="0"/>
+              <w:pBdr>
+                <w:top w:val="nil"/>
+                <w:left w:val="nil"/>
+                <w:bottom w:val="nil"/>
+                <w:right w:val="nil"/>
+                <w:between w:val="nil"/>
+              </w:pBdr>
+              <w:jc w:val="both"/>
+              <w:rPr>
+                <w:sz w:val="21"/>
+                <w:szCs w:val="21"/>
+              </w:rPr>
+            </w:pPr>
+          </w:p>
+          <w:p>
+            <w:pPr>
+              <w:widowControl w:val="0"/>
+              <w:pBdr>
+                <w:top w:val="nil"/>
+                <w:left w:val="nil"/>
+                <w:bottom w:val="nil"/>
+                <w:right w:val="nil"/>
+                <w:between w:val="nil"/>
+              </w:pBdr>
+              <w:jc w:val="both"/>
+              <w:rPr>
+                <w:sz w:val="21"/>
+                <w:szCs w:val="21"/>
+              </w:rPr>
+            </w:pPr>
+            <w:r>
+              <w:rPr>
+                <w:rFonts w:hint="eastAsia"/>
+                <w:sz w:val="21"/>
+                <w:szCs w:val="21"/>
+              </w:rPr>
+              <w:t>背景</w:t>
+            </w:r>
+            <w:r>
+              <w:rPr>
+                <w:b/>
+                <w:bCs/>
+                <w:sz w:val="21"/>
+                <w:szCs w:val="21"/>
+              </w:rPr>
+              <w:tab/>
+            </w:r>
+          </w:p>
+          <w:p>
+            <w:pPr>
+              <w:widowControl w:val="0"/>
+              <w:pBdr>
+                <w:top w:val="nil"/>
+                <w:left w:val="nil"/>
+                <w:bottom w:val="nil"/>
+                <w:right w:val="nil"/>
+                <w:between w:val="nil"/>
+              </w:pBdr>
+              <w:jc w:val="both"/>
+              <w:rPr>
+                <w:sz w:val="21"/>
+                <w:szCs w:val="21"/>
+              </w:rPr>
+            </w:pPr>
+            <w:r>
+              <w:rPr>
+                <w:sz w:val="21"/>
+                <w:szCs w:val="21"/>
+              </w:rPr>
+              <w:t>歴史文化だけでなく、食や産業観光、アニメ・漫画をきっかけとした観光など、新たな魅力の発信にも取り組んでいる</w:t>
             </w:r>
           </w:p>
           <w:p>
@@ -475,7 +608,7 @@
       </w:tr>
       <w:tr>
         <w:trPr>
-          <w:trHeight w:val="4740"/>
+          <w:trHeight w:val="2725"/>
         </w:trPr>
         <w:tc>
           <w:tcPr>
@@ -494,7 +627,7 @@
               </w:pBdr>
               <w:jc w:val="both"/>
               <w:rPr>
-                <w:rFonts w:ascii="ＭＳ ゴシック" w:eastAsia="ＭＳ ゴシック" w:hAnsi="ＭＳ ゴシック" w:cs="ＭＳ ゴシック"/>
+                <w:rFonts w:ascii="ＭＳ ゴシック" w:eastAsia="ＭＳ ゴシック" w:hAnsi="ＭＳ ゴシック" w:cs="ＭＳ ゴシック" w:hint="eastAsia"/>
                 <w:sz w:val="21"/>
                 <w:szCs w:val="21"/>
               </w:rPr>
@@ -526,6 +659,44 @@
               <w:jc w:val="both"/>
               <w:rPr>
                 <w:rFonts w:ascii="ＭＳ ゴシック" w:eastAsia="ＭＳ ゴシック" w:hAnsi="ＭＳ ゴシック" w:cs="ＭＳ ゴシック"/>
+                <w:sz w:val="24"/>
+                <w:szCs w:val="24"/>
+              </w:rPr>
+            </w:pPr>
+            <w:r>
+              <w:rPr>
+                <w:rFonts w:ascii="ＭＳ ゴシック" w:eastAsia="ＭＳ ゴシック" w:hAnsi="ＭＳ ゴシック" w:cs="ＭＳ ゴシック"/>
+                <w:sz w:val="24"/>
+                <w:szCs w:val="24"/>
+              </w:rPr>
+              <w:t>日田市の魅力を多くの人に知ってもらうことを目的とした観光Webサイトです。</w:t>
+            </w:r>
+          </w:p>
+          <w:p>
+            <w:pPr>
+              <w:widowControl w:val="0"/>
+              <w:jc w:val="both"/>
+              <w:rPr>
+                <w:rFonts w:ascii="ＭＳ ゴシック" w:eastAsia="ＭＳ ゴシック" w:hAnsi="ＭＳ ゴシック" w:cs="ＭＳ ゴシック"/>
+                <w:sz w:val="24"/>
+                <w:szCs w:val="24"/>
+              </w:rPr>
+            </w:pPr>
+            <w:r>
+              <w:rPr>
+                <w:rFonts w:ascii="ＭＳ ゴシック" w:eastAsia="ＭＳ ゴシック" w:hAnsi="ＭＳ ゴシック" w:cs="ＭＳ ゴシック"/>
+                <w:sz w:val="24"/>
+                <w:szCs w:val="24"/>
+              </w:rPr>
+              <w:t>日田市の観光スポットやグルメ、季節ごとのイベント、お土産などの情報を分かりやすく紹介し、初めて訪れる人でも日田市の魅力を感じられるサイトを目指しています</w:t>
+            </w:r>
+          </w:p>
+          <w:p>
+            <w:pPr>
+              <w:widowControl w:val="0"/>
+              <w:jc w:val="both"/>
+              <w:rPr>
+                <w:rFonts w:ascii="ＭＳ ゴシック" w:eastAsia="ＭＳ ゴシック" w:hAnsi="ＭＳ ゴシック" w:cs="ＭＳ ゴシック"/>
                 <w:sz w:val="16"/>
                 <w:szCs w:val="16"/>
               </w:rPr>
@@ -591,437 +762,11 @@
               <w:widowControl w:val="0"/>
               <w:jc w:val="both"/>
               <w:rPr>
-                <w:rFonts w:ascii="ＭＳ ゴシック" w:eastAsia="ＭＳ ゴシック" w:hAnsi="ＭＳ ゴシック" w:cs="ＭＳ ゴシック"/>
+                <w:rFonts w:ascii="ＭＳ ゴシック" w:eastAsia="ＭＳ ゴシック" w:hAnsi="ＭＳ ゴシック" w:cs="ＭＳ ゴシック" w:hint="eastAsia"/>
                 <w:sz w:val="16"/>
                 <w:szCs w:val="16"/>
               </w:rPr>
             </w:pPr>
-          </w:p>
-          <w:p>
-            <w:pPr>
-              <w:widowControl w:val="0"/>
-              <w:jc w:val="both"/>
-              <w:rPr>
-                <w:rFonts w:ascii="ＭＳ ゴシック" w:eastAsia="ＭＳ ゴシック" w:hAnsi="ＭＳ ゴシック" w:cs="ＭＳ ゴシック"/>
-                <w:sz w:val="16"/>
-                <w:szCs w:val="16"/>
-              </w:rPr>
-            </w:pPr>
-          </w:p>
-          <w:p>
-            <w:pPr>
-              <w:widowControl w:val="0"/>
-              <w:jc w:val="both"/>
-              <w:rPr>
-                <w:rFonts w:ascii="ＭＳ ゴシック" w:eastAsia="ＭＳ ゴシック" w:hAnsi="ＭＳ ゴシック" w:cs="ＭＳ ゴシック"/>
-                <w:sz w:val="16"/>
-                <w:szCs w:val="16"/>
-              </w:rPr>
-            </w:pPr>
-          </w:p>
-          <w:p>
-            <w:pPr>
-              <w:widowControl w:val="0"/>
-              <w:jc w:val="both"/>
-              <w:rPr>
-                <w:rFonts w:ascii="ＭＳ ゴシック" w:eastAsia="ＭＳ ゴシック" w:hAnsi="ＭＳ ゴシック" w:cs="ＭＳ ゴシック"/>
-                <w:sz w:val="16"/>
-                <w:szCs w:val="16"/>
-              </w:rPr>
-            </w:pPr>
-          </w:p>
-          <w:p>
-            <w:pPr>
-              <w:widowControl w:val="0"/>
-              <w:jc w:val="both"/>
-              <w:rPr>
-                <w:rFonts w:ascii="ＭＳ ゴシック" w:eastAsia="ＭＳ ゴシック" w:hAnsi="ＭＳ ゴシック" w:cs="ＭＳ ゴシック"/>
-                <w:sz w:val="16"/>
-                <w:szCs w:val="16"/>
-              </w:rPr>
-            </w:pPr>
-          </w:p>
-          <w:p>
-            <w:pPr>
-              <w:widowControl w:val="0"/>
-              <w:jc w:val="both"/>
-              <w:rPr>
-                <w:rFonts w:ascii="ＭＳ ゴシック" w:eastAsia="ＭＳ ゴシック" w:hAnsi="ＭＳ ゴシック" w:cs="ＭＳ ゴシック"/>
-                <w:sz w:val="16"/>
-                <w:szCs w:val="16"/>
-              </w:rPr>
-            </w:pPr>
-          </w:p>
-          <w:p>
-            <w:pPr>
-              <w:widowControl w:val="0"/>
-              <w:jc w:val="both"/>
-              <w:rPr>
-                <w:rFonts w:ascii="ＭＳ ゴシック" w:eastAsia="ＭＳ ゴシック" w:hAnsi="ＭＳ ゴシック" w:cs="ＭＳ ゴシック"/>
-                <w:sz w:val="16"/>
-                <w:szCs w:val="16"/>
-              </w:rPr>
-            </w:pPr>
-          </w:p>
-          <w:p>
-            <w:pPr>
-              <w:widowControl w:val="0"/>
-              <w:jc w:val="both"/>
-              <w:rPr>
-                <w:rFonts w:ascii="ＭＳ ゴシック" w:eastAsia="ＭＳ ゴシック" w:hAnsi="ＭＳ ゴシック" w:cs="ＭＳ ゴシック"/>
-                <w:sz w:val="16"/>
-                <w:szCs w:val="16"/>
-              </w:rPr>
-            </w:pPr>
-          </w:p>
-          <w:p>
-            <w:pPr>
-              <w:widowControl w:val="0"/>
-              <w:jc w:val="both"/>
-              <w:rPr>
-                <w:rFonts w:ascii="ＭＳ ゴシック" w:eastAsia="ＭＳ ゴシック" w:hAnsi="ＭＳ ゴシック" w:cs="ＭＳ ゴシック"/>
-                <w:sz w:val="16"/>
-                <w:szCs w:val="16"/>
-              </w:rPr>
-            </w:pPr>
-          </w:p>
-          <w:p>
-            <w:pPr>
-              <w:widowControl w:val="0"/>
-              <w:jc w:val="both"/>
-              <w:rPr>
-                <w:rFonts w:ascii="ＭＳ ゴシック" w:eastAsia="ＭＳ ゴシック" w:hAnsi="ＭＳ ゴシック" w:cs="ＭＳ ゴシック"/>
-                <w:sz w:val="16"/>
-                <w:szCs w:val="16"/>
-              </w:rPr>
-            </w:pPr>
-          </w:p>
-          <w:p>
-            <w:pPr>
-              <w:widowControl w:val="0"/>
-              <w:jc w:val="both"/>
-              <w:rPr>
-                <w:rFonts w:ascii="ＭＳ ゴシック" w:eastAsia="ＭＳ ゴシック" w:hAnsi="ＭＳ ゴシック" w:cs="ＭＳ ゴシック"/>
-                <w:sz w:val="16"/>
-                <w:szCs w:val="16"/>
-              </w:rPr>
-            </w:pPr>
-          </w:p>
-          <w:p>
-            <w:pPr>
-              <w:widowControl w:val="0"/>
-              <w:jc w:val="both"/>
-              <w:rPr>
-                <w:rFonts w:ascii="ＭＳ ゴシック" w:eastAsia="ＭＳ ゴシック" w:hAnsi="ＭＳ ゴシック" w:cs="ＭＳ ゴシック"/>
-                <w:sz w:val="16"/>
-                <w:szCs w:val="16"/>
-              </w:rPr>
-            </w:pPr>
-          </w:p>
-          <w:p>
-            <w:pPr>
-              <w:widowControl w:val="0"/>
-              <w:jc w:val="both"/>
-              <w:rPr>
-                <w:rFonts w:ascii="ＭＳ ゴシック" w:eastAsia="ＭＳ ゴシック" w:hAnsi="ＭＳ ゴシック" w:cs="ＭＳ ゴシック"/>
-                <w:sz w:val="16"/>
-                <w:szCs w:val="16"/>
-              </w:rPr>
-            </w:pPr>
-          </w:p>
-          <w:p>
-            <w:pPr>
-              <w:widowControl w:val="0"/>
-              <w:jc w:val="both"/>
-              <w:rPr>
-                <w:rFonts w:ascii="ＭＳ ゴシック" w:eastAsia="ＭＳ ゴシック" w:hAnsi="ＭＳ ゴシック" w:cs="ＭＳ ゴシック"/>
-                <w:sz w:val="16"/>
-                <w:szCs w:val="16"/>
-              </w:rPr>
-            </w:pPr>
-          </w:p>
-          <w:p>
-            <w:pPr>
-              <w:widowControl w:val="0"/>
-              <w:jc w:val="both"/>
-              <w:rPr>
-                <w:rFonts w:ascii="ＭＳ ゴシック" w:eastAsia="ＭＳ ゴシック" w:hAnsi="ＭＳ ゴシック" w:cs="ＭＳ ゴシック"/>
-                <w:sz w:val="16"/>
-                <w:szCs w:val="16"/>
-              </w:rPr>
-            </w:pPr>
-          </w:p>
-          <w:p>
-            <w:pPr>
-              <w:widowControl w:val="0"/>
-              <w:jc w:val="both"/>
-              <w:rPr>
-                <w:rFonts w:ascii="ＭＳ ゴシック" w:eastAsia="ＭＳ ゴシック" w:hAnsi="ＭＳ ゴシック" w:cs="ＭＳ ゴシック"/>
-                <w:sz w:val="16"/>
-                <w:szCs w:val="16"/>
-              </w:rPr>
-            </w:pPr>
-          </w:p>
-          <w:p>
-            <w:pPr>
-              <w:widowControl w:val="0"/>
-              <w:jc w:val="both"/>
-              <w:rPr>
-                <w:rFonts w:ascii="ＭＳ ゴシック" w:eastAsia="ＭＳ ゴシック" w:hAnsi="ＭＳ ゴシック" w:cs="ＭＳ ゴシック"/>
-                <w:sz w:val="16"/>
-                <w:szCs w:val="16"/>
-              </w:rPr>
-            </w:pPr>
-          </w:p>
-          <w:p>
-            <w:pPr>
-              <w:widowControl w:val="0"/>
-              <w:jc w:val="both"/>
-              <w:rPr>
-                <w:rFonts w:ascii="ＭＳ ゴシック" w:eastAsia="ＭＳ ゴシック" w:hAnsi="ＭＳ ゴシック" w:cs="ＭＳ ゴシック"/>
-                <w:sz w:val="16"/>
-                <w:szCs w:val="16"/>
-              </w:rPr>
-            </w:pPr>
-          </w:p>
-          <w:p>
-            <w:pPr>
-              <w:widowControl w:val="0"/>
-              <w:jc w:val="both"/>
-              <w:rPr>
-                <w:rFonts w:ascii="ＭＳ ゴシック" w:eastAsia="ＭＳ ゴシック" w:hAnsi="ＭＳ ゴシック" w:cs="ＭＳ ゴシック"/>
-                <w:sz w:val="16"/>
-                <w:szCs w:val="16"/>
-              </w:rPr>
-            </w:pPr>
-          </w:p>
-          <w:p>
-            <w:pPr>
-              <w:widowControl w:val="0"/>
-              <w:jc w:val="both"/>
-              <w:rPr>
-                <w:rFonts w:ascii="ＭＳ ゴシック" w:eastAsia="ＭＳ ゴシック" w:hAnsi="ＭＳ ゴシック" w:cs="ＭＳ ゴシック"/>
-                <w:sz w:val="16"/>
-                <w:szCs w:val="16"/>
-              </w:rPr>
-            </w:pPr>
-          </w:p>
-          <w:p>
-            <w:pPr>
-              <w:widowControl w:val="0"/>
-              <w:jc w:val="both"/>
-              <w:rPr>
-                <w:rFonts w:ascii="ＭＳ ゴシック" w:eastAsia="ＭＳ ゴシック" w:hAnsi="ＭＳ ゴシック" w:cs="ＭＳ ゴシック"/>
-                <w:sz w:val="16"/>
-                <w:szCs w:val="16"/>
-              </w:rPr>
-            </w:pPr>
-          </w:p>
-          <w:p>
-            <w:pPr>
-              <w:widowControl w:val="0"/>
-              <w:jc w:val="both"/>
-              <w:rPr>
-                <w:rFonts w:ascii="ＭＳ ゴシック" w:eastAsia="ＭＳ ゴシック" w:hAnsi="ＭＳ ゴシック" w:cs="ＭＳ ゴシック"/>
-                <w:sz w:val="16"/>
-                <w:szCs w:val="16"/>
-              </w:rPr>
-            </w:pPr>
-          </w:p>
-          <w:p>
-            <w:pPr>
-              <w:widowControl w:val="0"/>
-              <w:jc w:val="both"/>
-              <w:rPr>
-                <w:rFonts w:ascii="ＭＳ ゴシック" w:eastAsia="ＭＳ ゴシック" w:hAnsi="ＭＳ ゴシック" w:cs="ＭＳ ゴシック"/>
-                <w:sz w:val="16"/>
-                <w:szCs w:val="16"/>
-              </w:rPr>
-            </w:pPr>
-          </w:p>
-          <w:p>
-            <w:pPr>
-              <w:widowControl w:val="0"/>
-              <w:jc w:val="both"/>
-              <w:rPr>
-                <w:rFonts w:ascii="ＭＳ ゴシック" w:eastAsia="ＭＳ ゴシック" w:hAnsi="ＭＳ ゴシック" w:cs="ＭＳ ゴシック"/>
-                <w:sz w:val="16"/>
-                <w:szCs w:val="16"/>
-              </w:rPr>
-            </w:pPr>
-          </w:p>
-          <w:p>
-            <w:pPr>
-              <w:widowControl w:val="0"/>
-              <w:jc w:val="both"/>
-              <w:rPr>
-                <w:rFonts w:ascii="ＭＳ ゴシック" w:eastAsia="ＭＳ ゴシック" w:hAnsi="ＭＳ ゴシック" w:cs="ＭＳ ゴシック"/>
-                <w:sz w:val="16"/>
-                <w:szCs w:val="16"/>
-              </w:rPr>
-            </w:pPr>
-          </w:p>
-          <w:p>
-            <w:pPr>
-              <w:widowControl w:val="0"/>
-              <w:jc w:val="both"/>
-              <w:rPr>
-                <w:rFonts w:ascii="ＭＳ ゴシック" w:eastAsia="ＭＳ ゴシック" w:hAnsi="ＭＳ ゴシック" w:cs="ＭＳ ゴシック"/>
-                <w:sz w:val="16"/>
-                <w:szCs w:val="16"/>
-              </w:rPr>
-            </w:pPr>
-          </w:p>
-          <w:p>
-            <w:pPr>
-              <w:widowControl w:val="0"/>
-              <w:jc w:val="both"/>
-              <w:rPr>
-                <w:rFonts w:ascii="ＭＳ ゴシック" w:eastAsia="ＭＳ ゴシック" w:hAnsi="ＭＳ ゴシック" w:cs="ＭＳ ゴシック"/>
-                <w:sz w:val="16"/>
-                <w:szCs w:val="16"/>
-              </w:rPr>
-            </w:pPr>
-          </w:p>
-          <w:p>
-            <w:pPr>
-              <w:widowControl w:val="0"/>
-              <w:jc w:val="both"/>
-              <w:rPr>
-                <w:rFonts w:ascii="ＭＳ ゴシック" w:eastAsia="ＭＳ ゴシック" w:hAnsi="ＭＳ ゴシック" w:cs="ＭＳ ゴシック"/>
-                <w:sz w:val="16"/>
-                <w:szCs w:val="16"/>
-              </w:rPr>
-            </w:pPr>
-          </w:p>
-          <w:p>
-            <w:pPr>
-              <w:widowControl w:val="0"/>
-              <w:jc w:val="both"/>
-              <w:rPr>
-                <w:rFonts w:ascii="ＭＳ ゴシック" w:eastAsia="ＭＳ ゴシック" w:hAnsi="ＭＳ ゴシック" w:cs="ＭＳ ゴシック"/>
-                <w:sz w:val="16"/>
-                <w:szCs w:val="16"/>
-              </w:rPr>
-            </w:pPr>
-          </w:p>
-          <w:p>
-            <w:pPr>
-              <w:widowControl w:val="0"/>
-              <w:jc w:val="both"/>
-              <w:rPr>
-                <w:rFonts w:ascii="ＭＳ ゴシック" w:eastAsia="ＭＳ ゴシック" w:hAnsi="ＭＳ ゴシック" w:cs="ＭＳ ゴシック"/>
-                <w:sz w:val="16"/>
-                <w:szCs w:val="16"/>
-              </w:rPr>
-            </w:pPr>
-          </w:p>
-          <w:p>
-            <w:pPr>
-              <w:widowControl w:val="0"/>
-              <w:jc w:val="both"/>
-              <w:rPr>
-                <w:rFonts w:ascii="ＭＳ ゴシック" w:eastAsia="ＭＳ ゴシック" w:hAnsi="ＭＳ ゴシック" w:cs="ＭＳ ゴシック"/>
-                <w:sz w:val="16"/>
-                <w:szCs w:val="16"/>
-              </w:rPr>
-            </w:pPr>
-          </w:p>
-          <w:p>
-            <w:pPr>
-              <w:widowControl w:val="0"/>
-              <w:jc w:val="both"/>
-              <w:rPr>
-                <w:rFonts w:ascii="ＭＳ ゴシック" w:eastAsia="ＭＳ ゴシック" w:hAnsi="ＭＳ ゴシック" w:cs="ＭＳ ゴシック"/>
-                <w:sz w:val="16"/>
-                <w:szCs w:val="16"/>
-              </w:rPr>
-            </w:pPr>
-          </w:p>
-          <w:p>
-            <w:pPr>
-              <w:widowControl w:val="0"/>
-              <w:jc w:val="both"/>
-              <w:rPr>
-                <w:rFonts w:ascii="ＭＳ ゴシック" w:eastAsia="ＭＳ ゴシック" w:hAnsi="ＭＳ ゴシック" w:cs="ＭＳ ゴシック"/>
-                <w:sz w:val="16"/>
-                <w:szCs w:val="16"/>
-              </w:rPr>
-            </w:pPr>
-          </w:p>
-          <w:p>
-            <w:pPr>
-              <w:widowControl w:val="0"/>
-              <w:jc w:val="both"/>
-              <w:rPr>
-                <w:rFonts w:ascii="ＭＳ ゴシック" w:eastAsia="ＭＳ ゴシック" w:hAnsi="ＭＳ ゴシック" w:cs="ＭＳ ゴシック"/>
-                <w:sz w:val="16"/>
-                <w:szCs w:val="16"/>
-              </w:rPr>
-            </w:pPr>
-          </w:p>
-          <w:p>
-            <w:pPr>
-              <w:widowControl w:val="0"/>
-              <w:jc w:val="both"/>
-              <w:rPr>
-                <w:rFonts w:ascii="ＭＳ ゴシック" w:eastAsia="ＭＳ ゴシック" w:hAnsi="ＭＳ ゴシック" w:cs="ＭＳ ゴシック"/>
-                <w:sz w:val="16"/>
-                <w:szCs w:val="16"/>
-              </w:rPr>
-            </w:pPr>
-          </w:p>
-          <w:p>
-            <w:pPr>
-              <w:widowControl w:val="0"/>
-              <w:jc w:val="both"/>
-              <w:rPr>
-                <w:rFonts w:ascii="ＭＳ ゴシック" w:eastAsia="ＭＳ ゴシック" w:hAnsi="ＭＳ ゴシック" w:cs="ＭＳ ゴシック"/>
-                <w:sz w:val="16"/>
-                <w:szCs w:val="16"/>
-              </w:rPr>
-            </w:pPr>
-          </w:p>
-          <w:p>
-            <w:pPr>
-              <w:widowControl w:val="0"/>
-              <w:jc w:val="both"/>
-              <w:rPr>
-                <w:rFonts w:ascii="ＭＳ ゴシック" w:eastAsia="ＭＳ ゴシック" w:hAnsi="ＭＳ ゴシック" w:cs="ＭＳ ゴシック"/>
-                <w:sz w:val="16"/>
-                <w:szCs w:val="16"/>
-              </w:rPr>
-            </w:pPr>
-          </w:p>
-          <w:p>
-            <w:pPr>
-              <w:widowControl w:val="0"/>
-              <w:jc w:val="both"/>
-              <w:rPr>
-                <w:rFonts w:ascii="ＭＳ ゴシック" w:eastAsia="ＭＳ ゴシック" w:hAnsi="ＭＳ ゴシック" w:cs="ＭＳ ゴシック"/>
-                <w:sz w:val="16"/>
-                <w:szCs w:val="16"/>
-              </w:rPr>
-            </w:pPr>
-          </w:p>
-          <w:p>
-            <w:pPr>
-              <w:widowControl w:val="0"/>
-              <w:jc w:val="both"/>
-              <w:rPr>
-                <w:rFonts w:ascii="ＭＳ ゴシック" w:eastAsia="ＭＳ ゴシック" w:hAnsi="ＭＳ ゴシック" w:cs="ＭＳ ゴシック"/>
-                <w:sz w:val="16"/>
-                <w:szCs w:val="16"/>
-              </w:rPr>
-            </w:pPr>
-            <w:r>
-              <w:rPr>
-                <w:rFonts w:ascii="ＭＳ ゴシック" w:eastAsia="ＭＳ ゴシック" w:hAnsi="ＭＳ ゴシック" w:cs="ＭＳ ゴシック"/>
-                <w:sz w:val="16"/>
-                <w:szCs w:val="16"/>
-              </w:rPr>
-              <w:t xml:space="preserve"> </w:t>
-            </w:r>
           </w:p>
         </w:tc>
       </w:tr>
@@ -1083,121 +828,645 @@
                 <w:szCs w:val="21"/>
               </w:rPr>
             </w:pPr>
-          </w:p>
-          <w:p>
-            <w:pPr>
-              <w:widowControl w:val="0"/>
-              <w:pBdr>
-                <w:top w:val="nil"/>
-                <w:left w:val="nil"/>
-                <w:bottom w:val="nil"/>
-                <w:right w:val="nil"/>
-                <w:between w:val="nil"/>
-              </w:pBdr>
-              <w:jc w:val="both"/>
-              <w:rPr>
-                <w:sz w:val="21"/>
-                <w:szCs w:val="21"/>
-              </w:rPr>
-            </w:pPr>
-          </w:p>
-          <w:p>
-            <w:pPr>
-              <w:widowControl w:val="0"/>
-              <w:pBdr>
-                <w:top w:val="nil"/>
-                <w:left w:val="nil"/>
-                <w:bottom w:val="nil"/>
-                <w:right w:val="nil"/>
-                <w:between w:val="nil"/>
-              </w:pBdr>
-              <w:jc w:val="both"/>
-              <w:rPr>
-                <w:sz w:val="21"/>
-                <w:szCs w:val="21"/>
-              </w:rPr>
-            </w:pPr>
-          </w:p>
-          <w:p>
-            <w:pPr>
-              <w:widowControl w:val="0"/>
-              <w:pBdr>
-                <w:top w:val="nil"/>
-                <w:left w:val="nil"/>
-                <w:bottom w:val="nil"/>
-                <w:right w:val="nil"/>
-                <w:between w:val="nil"/>
-              </w:pBdr>
-              <w:jc w:val="both"/>
-              <w:rPr>
-                <w:sz w:val="21"/>
-                <w:szCs w:val="21"/>
-              </w:rPr>
-            </w:pPr>
-          </w:p>
-          <w:p>
-            <w:pPr>
-              <w:widowControl w:val="0"/>
-              <w:pBdr>
-                <w:top w:val="nil"/>
-                <w:left w:val="nil"/>
-                <w:bottom w:val="nil"/>
-                <w:right w:val="nil"/>
-                <w:between w:val="nil"/>
-              </w:pBdr>
-              <w:jc w:val="both"/>
-              <w:rPr>
-                <w:sz w:val="21"/>
-                <w:szCs w:val="21"/>
-              </w:rPr>
-            </w:pPr>
-          </w:p>
-          <w:p>
-            <w:pPr>
-              <w:widowControl w:val="0"/>
-              <w:pBdr>
-                <w:top w:val="nil"/>
-                <w:left w:val="nil"/>
-                <w:bottom w:val="nil"/>
-                <w:right w:val="nil"/>
-                <w:between w:val="nil"/>
-              </w:pBdr>
-              <w:jc w:val="both"/>
-              <w:rPr>
-                <w:sz w:val="21"/>
-                <w:szCs w:val="21"/>
-              </w:rPr>
-            </w:pPr>
-          </w:p>
-          <w:p>
-            <w:pPr>
-              <w:widowControl w:val="0"/>
-              <w:pBdr>
-                <w:top w:val="nil"/>
-                <w:left w:val="nil"/>
-                <w:bottom w:val="nil"/>
-                <w:right w:val="nil"/>
-                <w:between w:val="nil"/>
-              </w:pBdr>
-              <w:jc w:val="both"/>
-              <w:rPr>
-                <w:sz w:val="21"/>
-                <w:szCs w:val="21"/>
-              </w:rPr>
-            </w:pPr>
-          </w:p>
-          <w:p>
-            <w:pPr>
-              <w:widowControl w:val="0"/>
-              <w:pBdr>
-                <w:top w:val="nil"/>
-                <w:left w:val="nil"/>
-                <w:bottom w:val="nil"/>
-                <w:right w:val="nil"/>
-                <w:between w:val="nil"/>
-              </w:pBdr>
-              <w:jc w:val="both"/>
-              <w:rPr>
+            <w:r>
+              <w:rPr>
+                <w:sz w:val="21"/>
+                <w:szCs w:val="21"/>
+              </w:rPr>
+              <w:t>ページ１日田市について</w:t>
+            </w:r>
+            <w:r>
+              <w:rPr>
+                <w:sz w:val="21"/>
+                <w:szCs w:val="21"/>
+              </w:rPr>
+              <w:t> </w:t>
+            </w:r>
+          </w:p>
+          <w:p>
+            <w:pPr>
+              <w:widowControl w:val="0"/>
+              <w:pBdr>
+                <w:top w:val="nil"/>
+                <w:left w:val="nil"/>
+                <w:bottom w:val="nil"/>
+                <w:right w:val="nil"/>
+                <w:between w:val="nil"/>
+              </w:pBdr>
+              <w:jc w:val="both"/>
+              <w:rPr>
+                <w:sz w:val="21"/>
+                <w:szCs w:val="21"/>
+              </w:rPr>
+            </w:pPr>
+            <w:r>
+              <w:rPr>
+                <w:sz w:val="21"/>
+                <w:szCs w:val="21"/>
+              </w:rPr>
+              <w:t>日田市の場所</w:t>
+            </w:r>
+            <w:r>
+              <w:rPr>
+                <w:sz w:val="21"/>
+                <w:szCs w:val="21"/>
+              </w:rPr>
+              <w:t xml:space="preserve"> </w:t>
+            </w:r>
+          </w:p>
+          <w:p>
+            <w:pPr>
+              <w:widowControl w:val="0"/>
+              <w:pBdr>
+                <w:top w:val="nil"/>
+                <w:left w:val="nil"/>
+                <w:bottom w:val="nil"/>
+                <w:right w:val="nil"/>
+                <w:between w:val="nil"/>
+              </w:pBdr>
+              <w:jc w:val="both"/>
+              <w:rPr>
+                <w:sz w:val="21"/>
+                <w:szCs w:val="21"/>
+              </w:rPr>
+            </w:pPr>
+            <w:r>
+              <w:rPr>
+                <w:sz w:val="21"/>
+                <w:szCs w:val="21"/>
+              </w:rPr>
+              <w:t xml:space="preserve"> </w:t>
+            </w:r>
+            <w:r>
+              <w:rPr>
+                <w:sz w:val="21"/>
+                <w:szCs w:val="21"/>
+              </w:rPr>
+              <w:t>豊かな自然</w:t>
+            </w:r>
+            <w:r>
+              <w:rPr>
+                <w:sz w:val="21"/>
+                <w:szCs w:val="21"/>
+              </w:rPr>
+              <w:t xml:space="preserve"> </w:t>
+            </w:r>
+          </w:p>
+          <w:p>
+            <w:pPr>
+              <w:widowControl w:val="0"/>
+              <w:pBdr>
+                <w:top w:val="nil"/>
+                <w:left w:val="nil"/>
+                <w:bottom w:val="nil"/>
+                <w:right w:val="nil"/>
+                <w:between w:val="nil"/>
+              </w:pBdr>
+              <w:jc w:val="both"/>
+              <w:rPr>
+                <w:sz w:val="21"/>
+                <w:szCs w:val="21"/>
+              </w:rPr>
+            </w:pPr>
+            <w:r>
+              <w:rPr>
+                <w:sz w:val="21"/>
+                <w:szCs w:val="21"/>
+              </w:rPr>
+              <w:t>水郷ひたと呼ばれる理由</w:t>
+            </w:r>
+            <w:r>
+              <w:rPr>
+                <w:sz w:val="21"/>
+                <w:szCs w:val="21"/>
+              </w:rPr>
+              <w:t xml:space="preserve"> </w:t>
+            </w:r>
+          </w:p>
+          <w:p>
+            <w:pPr>
+              <w:widowControl w:val="0"/>
+              <w:pBdr>
+                <w:top w:val="nil"/>
+                <w:left w:val="nil"/>
+                <w:bottom w:val="nil"/>
+                <w:right w:val="nil"/>
+                <w:between w:val="nil"/>
+              </w:pBdr>
+              <w:jc w:val="both"/>
+              <w:rPr>
+                <w:sz w:val="21"/>
+                <w:szCs w:val="21"/>
+              </w:rPr>
+            </w:pPr>
+            <w:r>
+              <w:rPr>
+                <w:sz w:val="21"/>
+                <w:szCs w:val="21"/>
+              </w:rPr>
+              <w:t>歴史や文化の紹介</w:t>
+            </w:r>
+          </w:p>
+          <w:p>
+            <w:pPr>
+              <w:widowControl w:val="0"/>
+              <w:pBdr>
+                <w:top w:val="nil"/>
+                <w:left w:val="nil"/>
+                <w:bottom w:val="nil"/>
+                <w:right w:val="nil"/>
+                <w:between w:val="nil"/>
+              </w:pBdr>
+              <w:jc w:val="both"/>
+              <w:rPr>
+                <w:sz w:val="21"/>
+                <w:szCs w:val="21"/>
+              </w:rPr>
+            </w:pPr>
+            <w:r>
+              <w:rPr>
+                <w:sz w:val="21"/>
+                <w:szCs w:val="21"/>
+              </w:rPr>
+              <w:t>ページ２おすすめ観光スポット</w:t>
+            </w:r>
+          </w:p>
+          <w:p>
+            <w:pPr>
+              <w:widowControl w:val="0"/>
+              <w:pBdr>
+                <w:top w:val="nil"/>
+                <w:left w:val="nil"/>
+                <w:bottom w:val="nil"/>
+                <w:right w:val="nil"/>
+                <w:between w:val="nil"/>
+              </w:pBdr>
+              <w:jc w:val="both"/>
+              <w:rPr>
+                <w:sz w:val="21"/>
+                <w:szCs w:val="21"/>
+              </w:rPr>
+            </w:pPr>
+            <w:r>
+              <w:rPr>
+                <w:sz w:val="21"/>
+                <w:szCs w:val="21"/>
+              </w:rPr>
+              <w:t>豆田町</w:t>
+            </w:r>
+            <w:r>
+              <w:rPr>
+                <w:rFonts w:hint="eastAsia"/>
+                <w:sz w:val="21"/>
+                <w:szCs w:val="21"/>
+              </w:rPr>
+              <w:t>、日田駅など</w:t>
+            </w:r>
+          </w:p>
+          <w:p>
+            <w:pPr>
+              <w:widowControl w:val="0"/>
+              <w:pBdr>
+                <w:top w:val="nil"/>
+                <w:left w:val="nil"/>
+                <w:bottom w:val="nil"/>
+                <w:right w:val="nil"/>
+                <w:between w:val="nil"/>
+              </w:pBdr>
+              <w:jc w:val="both"/>
+              <w:rPr>
+                <w:rFonts w:hint="eastAsia"/>
+                <w:sz w:val="21"/>
+                <w:szCs w:val="21"/>
+              </w:rPr>
+            </w:pPr>
+            <w:r>
+              <w:rPr>
+                <w:sz w:val="21"/>
+                <w:szCs w:val="21"/>
+              </w:rPr>
+              <w:t>写真と簡単な説明を掲載し、見どころを紹介します。</w:t>
+            </w:r>
+          </w:p>
+          <w:p>
+            <w:pPr>
+              <w:widowControl w:val="0"/>
+              <w:pBdr>
+                <w:top w:val="nil"/>
+                <w:left w:val="nil"/>
+                <w:bottom w:val="nil"/>
+                <w:right w:val="nil"/>
+                <w:between w:val="nil"/>
+              </w:pBdr>
+              <w:jc w:val="both"/>
+              <w:rPr>
+                <w:sz w:val="21"/>
+                <w:szCs w:val="21"/>
+              </w:rPr>
+            </w:pPr>
+            <w:r>
+              <w:rPr>
+                <w:sz w:val="21"/>
+                <w:szCs w:val="21"/>
+              </w:rPr>
+              <w:t>ページ３おいしいグルメ・カフェの紹介</w:t>
+            </w:r>
+          </w:p>
+          <w:p>
+            <w:pPr>
+              <w:widowControl w:val="0"/>
+              <w:pBdr>
+                <w:top w:val="nil"/>
+                <w:left w:val="nil"/>
+                <w:bottom w:val="nil"/>
+                <w:right w:val="nil"/>
+                <w:between w:val="nil"/>
+              </w:pBdr>
+              <w:jc w:val="both"/>
+              <w:rPr>
+                <w:sz w:val="21"/>
+                <w:szCs w:val="21"/>
+              </w:rPr>
+            </w:pPr>
+            <w:r>
+              <w:rPr>
+                <w:sz w:val="21"/>
+                <w:szCs w:val="21"/>
+              </w:rPr>
+              <w:t>日田焼きそば</w:t>
+            </w:r>
+            <w:r>
+              <w:rPr>
+                <w:sz w:val="21"/>
+                <w:szCs w:val="21"/>
+              </w:rPr>
+              <w:t xml:space="preserve"> </w:t>
+            </w:r>
+            <w:r>
+              <w:rPr>
+                <w:rFonts w:hint="eastAsia"/>
+                <w:sz w:val="21"/>
+                <w:szCs w:val="21"/>
+              </w:rPr>
+              <w:t>、</w:t>
+            </w:r>
+            <w:r>
+              <w:rPr>
+                <w:sz w:val="21"/>
+                <w:szCs w:val="21"/>
+              </w:rPr>
+              <w:t>日田ラーメン</w:t>
+            </w:r>
+            <w:r>
+              <w:rPr>
+                <w:sz w:val="21"/>
+                <w:szCs w:val="21"/>
+              </w:rPr>
+              <w:t xml:space="preserve"> </w:t>
+            </w:r>
+            <w:r>
+              <w:rPr>
+                <w:rFonts w:hint="eastAsia"/>
+                <w:sz w:val="21"/>
+                <w:szCs w:val="21"/>
+              </w:rPr>
+              <w:t>、</w:t>
+            </w:r>
+            <w:r>
+              <w:rPr>
+                <w:sz w:val="21"/>
+                <w:szCs w:val="21"/>
+              </w:rPr>
+              <w:t>地元カフェ</w:t>
+            </w:r>
+            <w:r>
+              <w:rPr>
+                <w:sz w:val="21"/>
+                <w:szCs w:val="21"/>
+              </w:rPr>
+              <w:t xml:space="preserve"> </w:t>
+            </w:r>
+            <w:r>
+              <w:rPr>
+                <w:rFonts w:hint="eastAsia"/>
+                <w:sz w:val="21"/>
+                <w:szCs w:val="21"/>
+              </w:rPr>
+              <w:t>、</w:t>
+            </w:r>
+            <w:r>
+              <w:rPr>
+                <w:sz w:val="21"/>
+                <w:szCs w:val="21"/>
+              </w:rPr>
+              <w:t>スイーツ</w:t>
+            </w:r>
+            <w:r>
+              <w:rPr>
+                <w:sz w:val="21"/>
+                <w:szCs w:val="21"/>
+              </w:rPr>
+              <w:t xml:space="preserve"> </w:t>
+            </w:r>
+          </w:p>
+          <w:p>
+            <w:pPr>
+              <w:widowControl w:val="0"/>
+              <w:pBdr>
+                <w:top w:val="nil"/>
+                <w:left w:val="nil"/>
+                <w:bottom w:val="nil"/>
+                <w:right w:val="nil"/>
+                <w:between w:val="nil"/>
+              </w:pBdr>
+              <w:jc w:val="both"/>
+              <w:rPr>
+                <w:sz w:val="21"/>
+                <w:szCs w:val="21"/>
+              </w:rPr>
+            </w:pPr>
+            <w:r>
+              <w:rPr>
+                <w:sz w:val="21"/>
+                <w:szCs w:val="21"/>
+              </w:rPr>
+              <w:t>写真を多く使い、食べてみたいと思えるデザインにします</w:t>
+            </w:r>
+          </w:p>
+          <w:p>
+            <w:pPr>
+              <w:widowControl w:val="0"/>
+              <w:pBdr>
+                <w:top w:val="nil"/>
+                <w:left w:val="nil"/>
+                <w:bottom w:val="nil"/>
+                <w:right w:val="nil"/>
+                <w:between w:val="nil"/>
+              </w:pBdr>
+              <w:jc w:val="both"/>
+              <w:rPr>
+                <w:rFonts w:hint="eastAsia"/>
+                <w:sz w:val="21"/>
+                <w:szCs w:val="21"/>
+              </w:rPr>
+            </w:pPr>
+          </w:p>
+          <w:p>
+            <w:pPr>
+              <w:widowControl w:val="0"/>
+              <w:pBdr>
+                <w:top w:val="nil"/>
+                <w:left w:val="nil"/>
+                <w:bottom w:val="nil"/>
+                <w:right w:val="nil"/>
+                <w:between w:val="nil"/>
+              </w:pBdr>
+              <w:jc w:val="both"/>
+              <w:rPr>
+                <w:sz w:val="21"/>
+                <w:szCs w:val="21"/>
+              </w:rPr>
+            </w:pPr>
+            <w:r>
+              <w:rPr>
+                <w:sz w:val="21"/>
+                <w:szCs w:val="21"/>
+              </w:rPr>
+              <w:t xml:space="preserve">ページ４千年あかりについて　</w:t>
+            </w:r>
+          </w:p>
+          <w:p>
+            <w:pPr>
+              <w:widowControl w:val="0"/>
+              <w:pBdr>
+                <w:top w:val="nil"/>
+                <w:left w:val="nil"/>
+                <w:bottom w:val="nil"/>
+                <w:right w:val="nil"/>
+                <w:between w:val="nil"/>
+              </w:pBdr>
+              <w:jc w:val="both"/>
+              <w:rPr>
+                <w:sz w:val="21"/>
+                <w:szCs w:val="21"/>
+              </w:rPr>
+            </w:pPr>
+            <w:r>
+              <w:rPr>
+                <w:sz w:val="21"/>
+                <w:szCs w:val="21"/>
+              </w:rPr>
+              <w:t>日田市を代表する秋のイベント「千年あかり」を紹介します。</w:t>
+            </w:r>
+          </w:p>
+          <w:p>
+            <w:pPr>
+              <w:widowControl w:val="0"/>
+              <w:pBdr>
+                <w:top w:val="nil"/>
+                <w:left w:val="nil"/>
+                <w:bottom w:val="nil"/>
+                <w:right w:val="nil"/>
+                <w:between w:val="nil"/>
+              </w:pBdr>
+              <w:jc w:val="both"/>
+              <w:rPr>
+                <w:sz w:val="21"/>
+                <w:szCs w:val="21"/>
+              </w:rPr>
+            </w:pPr>
+            <w:r>
+              <w:rPr>
+                <w:sz w:val="21"/>
+                <w:szCs w:val="21"/>
+              </w:rPr>
+              <w:t>開催時期</w:t>
+            </w:r>
+            <w:r>
+              <w:rPr>
+                <w:sz w:val="21"/>
+                <w:szCs w:val="21"/>
+              </w:rPr>
+              <w:t xml:space="preserve"> </w:t>
+            </w:r>
+            <w:r>
+              <w:rPr>
+                <w:rFonts w:hint="eastAsia"/>
+                <w:sz w:val="21"/>
+                <w:szCs w:val="21"/>
+              </w:rPr>
+              <w:t>、</w:t>
+            </w:r>
+            <w:r>
+              <w:rPr>
+                <w:sz w:val="21"/>
+                <w:szCs w:val="21"/>
+              </w:rPr>
+              <w:t>見どころ</w:t>
+            </w:r>
+            <w:r>
+              <w:rPr>
+                <w:sz w:val="21"/>
+                <w:szCs w:val="21"/>
+              </w:rPr>
+              <w:t xml:space="preserve"> </w:t>
+            </w:r>
+            <w:r>
+              <w:rPr>
+                <w:rFonts w:hint="eastAsia"/>
+                <w:sz w:val="21"/>
+                <w:szCs w:val="21"/>
+              </w:rPr>
+              <w:t>、</w:t>
+            </w:r>
+            <w:r>
+              <w:rPr>
+                <w:sz w:val="21"/>
+                <w:szCs w:val="21"/>
+              </w:rPr>
+              <w:t>竹灯籠の幻想的な風景</w:t>
+            </w:r>
+            <w:r>
+              <w:rPr>
+                <w:sz w:val="21"/>
+                <w:szCs w:val="21"/>
+              </w:rPr>
+              <w:t xml:space="preserve"> </w:t>
+            </w:r>
+            <w:r>
+              <w:rPr>
+                <w:rFonts w:hint="eastAsia"/>
+                <w:sz w:val="21"/>
+                <w:szCs w:val="21"/>
+              </w:rPr>
+              <w:t>、</w:t>
+            </w:r>
+            <w:r>
+              <w:rPr>
+                <w:sz w:val="21"/>
+                <w:szCs w:val="21"/>
+              </w:rPr>
+              <w:t>アクセス情報</w:t>
+            </w:r>
+            <w:r>
+              <w:rPr>
+                <w:sz w:val="21"/>
+                <w:szCs w:val="21"/>
+              </w:rPr>
+              <w:t xml:space="preserve"> </w:t>
+            </w:r>
+          </w:p>
+          <w:p>
+            <w:pPr>
+              <w:widowControl w:val="0"/>
+              <w:pBdr>
+                <w:top w:val="nil"/>
+                <w:left w:val="nil"/>
+                <w:bottom w:val="nil"/>
+                <w:right w:val="nil"/>
+                <w:between w:val="nil"/>
+              </w:pBdr>
+              <w:jc w:val="both"/>
+              <w:rPr>
+                <w:sz w:val="21"/>
+                <w:szCs w:val="21"/>
+              </w:rPr>
+            </w:pPr>
+            <w:r>
+              <w:rPr>
+                <w:sz w:val="21"/>
+                <w:szCs w:val="21"/>
+              </w:rPr>
+              <w:t>千年あかりは、豆田町周辺を数多くの竹灯籠が照らす人気イベントで、「日田天領まつり」とあわせて開催されています。</w:t>
+            </w:r>
+          </w:p>
+          <w:p>
+            <w:pPr>
+              <w:widowControl w:val="0"/>
+              <w:pBdr>
+                <w:top w:val="nil"/>
+                <w:left w:val="nil"/>
+                <w:bottom w:val="nil"/>
+                <w:right w:val="nil"/>
+                <w:between w:val="nil"/>
+              </w:pBdr>
+              <w:jc w:val="both"/>
+              <w:rPr>
+                <w:sz w:val="21"/>
+                <w:szCs w:val="21"/>
+              </w:rPr>
+            </w:pPr>
+            <w:r>
+              <w:rPr>
+                <w:sz w:val="21"/>
+                <w:szCs w:val="21"/>
+              </w:rPr>
+              <w:t>ページ５おすすめのお土産</w:t>
+            </w:r>
+          </w:p>
+          <w:p>
+            <w:pPr>
+              <w:widowControl w:val="0"/>
+              <w:pBdr>
+                <w:top w:val="nil"/>
+                <w:left w:val="nil"/>
+                <w:bottom w:val="nil"/>
+                <w:right w:val="nil"/>
+                <w:between w:val="nil"/>
+              </w:pBdr>
+              <w:jc w:val="both"/>
+              <w:rPr>
+                <w:sz w:val="21"/>
+                <w:szCs w:val="21"/>
+              </w:rPr>
+            </w:pPr>
+            <w:r>
+              <w:rPr>
+                <w:rFonts w:hint="eastAsia"/>
+                <w:sz w:val="21"/>
+                <w:szCs w:val="21"/>
+              </w:rPr>
+              <w:t>日田焼きそば、味噌汁など</w:t>
+            </w:r>
+          </w:p>
+          <w:p>
+            <w:pPr>
+              <w:widowControl w:val="0"/>
+              <w:pBdr>
+                <w:top w:val="nil"/>
+                <w:left w:val="nil"/>
+                <w:bottom w:val="nil"/>
+                <w:right w:val="nil"/>
+                <w:between w:val="nil"/>
+              </w:pBdr>
+              <w:jc w:val="both"/>
+              <w:rPr>
+                <w:rFonts w:hint="eastAsia"/>
+                <w:sz w:val="21"/>
+                <w:szCs w:val="21"/>
+              </w:rPr>
+            </w:pPr>
+            <w:r>
+              <w:rPr>
+                <w:sz w:val="21"/>
+                <w:szCs w:val="21"/>
+              </w:rPr>
+              <w:t>購入できる場所も紹介します。</w:t>
+            </w:r>
+          </w:p>
+          <w:p>
+            <w:pPr>
+              <w:widowControl w:val="0"/>
+              <w:pBdr>
+                <w:top w:val="nil"/>
+                <w:left w:val="nil"/>
+                <w:bottom w:val="nil"/>
+                <w:right w:val="nil"/>
+                <w:between w:val="nil"/>
+              </w:pBdr>
+              <w:jc w:val="both"/>
+              <w:rPr>
+                <w:rFonts w:hint="eastAsia"/>
                 <w:sz w:val="21"/>
                 <w:szCs w:val="21"/>
                 <w:highlight w:val="yellow"/>
@@ -1232,6 +1501,315 @@
     </w:sectPr>
   </w:body>
 </w:document>
+</file>
+
+<file path=word/numbering.xml><?xml version="1.0" encoding="utf-8"?>
+<w:numbering xmlns:wpc="http://schemas.microsoft.com/office/word/2010/wordprocessingCanvas" xmlns:cx="http://schemas.microsoft.com/office/drawing/2014/chartex" xmlns:cx1="http://schemas.microsoft.com/office/drawing/2015/9/8/chartex" xmlns:cx2="http://schemas.microsoft.com/office/drawing/2015/10/21/chartex" xmlns:cx3="http://schemas.microsoft.com/office/drawing/2016/5/9/chartex" xmlns:cx4="http://schemas.microsoft.com/office/drawing/2016/5/10/chartex" xmlns:cx5="http://schemas.microsoft.com/office/drawing/2016/5/11/chartex" xmlns:cx6="http://schemas.microsoft.com/office/drawing/2016/5/12/chartex" xmlns:cx7="http://schemas.microsoft.com/office/drawing/2016/5/13/chartex" xmlns:cx8="http://schemas.microsoft.com/office/drawing/2016/5/14/chartex" xmlns:mc="http://schemas.openxmlformats.org/markup-compatibility/2006" xmlns:aink="http://schemas.microsoft.com/office/drawing/2016/ink" xmlns:am3d="http://schemas.microsoft.com/office/drawing/2017/model3d" xmlns:o="urn:schemas-microsoft-com:office:office" xmlns:oel="http://schemas.microsoft.com/office/2019/extlst" xmlns:r="http://schemas.openxmlformats.org/officeDocument/2006/relationships" xmlns:m="http://schemas.openxmlformats.org/officeDocument/2006/math" xmlns:v="urn:schemas-microsoft-com:vml" xmlns:wp14="http://schemas.microsoft.com/office/word/2010/wordprocessingDrawing" xmlns:wp="http://schemas.openxmlformats.org/drawingml/2006/wordprocessingDrawing" xmlns:w10="urn:schemas-microsoft-com:office:word" xmlns:w="http://schemas.openxmlformats.org/wordprocessingml/2006/main" xmlns:w14="http://schemas.microsoft.com/office/word/2010/wordml" xmlns:w15="http://schemas.microsoft.com/office/word/2012/wordml" xmlns:w16cex="http://schemas.microsoft.com/office/word/2018/wordml/cex" xmlns:w16cid="http://schemas.microsoft.com/office/word/2016/wordml/cid" xmlns:w16="http://schemas.microsoft.com/office/word/2018/wordml" xmlns:w16du="http://schemas.microsoft.com/office/word/2023/wordml/word16du" xmlns:w16sdtdh="http://schemas.microsoft.com/office/word/2020/wordml/sdtdatahash" xmlns:w16sdtfl="http://schemas.microsoft.com/office/word/2024/wordml/sdtformatlock" xmlns:w16se="http://schemas.microsoft.com/office/word/2015/wordml/symex" xmlns:wpg="http://schemas.microsoft.com/office/word/2010/wordprocessingGroup" xmlns:wpi="http://schemas.microsoft.com/office/word/2010/wordprocessingInk" xmlns:wne="http://schemas.microsoft.com/office/word/2006/wordml" xmlns:wps="http://schemas.microsoft.com/office/word/2010/wordprocessingShape" mc:Ignorable="w14 w15 w16se w16cid w16 w16cex w16sdtdh w16sdtfl w16du wp14">
+  <w:abstractNum w:abstractNumId="0" w15:restartNumberingAfterBreak="0">
+    <w:nsid w:val="2BBF7E21"/>
+    <w:multiLevelType w:val="multilevel"/>
+    <w:tmpl w:val="0982FE28"/>
+    <w:lvl w:ilvl="0">
+      <w:start w:val="1"/>
+      <w:numFmt w:val="bullet"/>
+      <w:lvlText w:val=""/>
+      <w:lvlJc w:val="left"/>
+      <w:pPr>
+        <w:tabs>
+          <w:tab w:val="num" w:pos="720"/>
+        </w:tabs>
+        <w:ind w:left="720" w:hanging="360"/>
+      </w:pPr>
+      <w:rPr>
+        <w:rFonts w:ascii="Symbol" w:hAnsi="Symbol" w:hint="default"/>
+        <w:sz w:val="20"/>
+      </w:rPr>
+    </w:lvl>
+    <w:lvl w:ilvl="1" w:tentative="1">
+      <w:start w:val="1"/>
+      <w:numFmt w:val="bullet"/>
+      <w:lvlText w:val="o"/>
+      <w:lvlJc w:val="left"/>
+      <w:pPr>
+        <w:tabs>
+          <w:tab w:val="num" w:pos="1440"/>
+        </w:tabs>
+        <w:ind w:left="1440" w:hanging="360"/>
+      </w:pPr>
+      <w:rPr>
+        <w:rFonts w:ascii="Courier New" w:hAnsi="Courier New" w:hint="default"/>
+        <w:sz w:val="20"/>
+      </w:rPr>
+    </w:lvl>
+    <w:lvl w:ilvl="2" w:tentative="1">
+      <w:start w:val="1"/>
+      <w:numFmt w:val="bullet"/>
+      <w:lvlText w:val=""/>
+      <w:lvlJc w:val="left"/>
+      <w:pPr>
+        <w:tabs>
+          <w:tab w:val="num" w:pos="2160"/>
+        </w:tabs>
+        <w:ind w:left="2160" w:hanging="360"/>
+      </w:pPr>
+      <w:rPr>
+        <w:rFonts w:ascii="Wingdings" w:hAnsi="Wingdings" w:hint="default"/>
+        <w:sz w:val="20"/>
+      </w:rPr>
+    </w:lvl>
+    <w:lvl w:ilvl="3" w:tentative="1">
+      <w:start w:val="1"/>
+      <w:numFmt w:val="bullet"/>
+      <w:lvlText w:val=""/>
+      <w:lvlJc w:val="left"/>
+      <w:pPr>
+        <w:tabs>
+          <w:tab w:val="num" w:pos="2880"/>
+        </w:tabs>
+        <w:ind w:left="2880" w:hanging="360"/>
+      </w:pPr>
+      <w:rPr>
+        <w:rFonts w:ascii="Wingdings" w:hAnsi="Wingdings" w:hint="default"/>
+        <w:sz w:val="20"/>
+      </w:rPr>
+    </w:lvl>
+    <w:lvl w:ilvl="4" w:tentative="1">
+      <w:start w:val="1"/>
+      <w:numFmt w:val="bullet"/>
+      <w:lvlText w:val=""/>
+      <w:lvlJc w:val="left"/>
+      <w:pPr>
+        <w:tabs>
+          <w:tab w:val="num" w:pos="3600"/>
+        </w:tabs>
+        <w:ind w:left="3600" w:hanging="360"/>
+      </w:pPr>
+      <w:rPr>
+        <w:rFonts w:ascii="Wingdings" w:hAnsi="Wingdings" w:hint="default"/>
+        <w:sz w:val="20"/>
+      </w:rPr>
+    </w:lvl>
+    <w:lvl w:ilvl="5" w:tentative="1">
+      <w:start w:val="1"/>
+      <w:numFmt w:val="bullet"/>
+      <w:lvlText w:val=""/>
+      <w:lvlJc w:val="left"/>
+      <w:pPr>
+        <w:tabs>
+          <w:tab w:val="num" w:pos="4320"/>
+        </w:tabs>
+        <w:ind w:left="4320" w:hanging="360"/>
+      </w:pPr>
+      <w:rPr>
+        <w:rFonts w:ascii="Wingdings" w:hAnsi="Wingdings" w:hint="default"/>
+        <w:sz w:val="20"/>
+      </w:rPr>
+    </w:lvl>
+    <w:lvl w:ilvl="6" w:tentative="1">
+      <w:start w:val="1"/>
+      <w:numFmt w:val="bullet"/>
+      <w:lvlText w:val=""/>
+      <w:lvlJc w:val="left"/>
+      <w:pPr>
+        <w:tabs>
+          <w:tab w:val="num" w:pos="5040"/>
+        </w:tabs>
+        <w:ind w:left="5040" w:hanging="360"/>
+      </w:pPr>
+      <w:rPr>
+        <w:rFonts w:ascii="Wingdings" w:hAnsi="Wingdings" w:hint="default"/>
+        <w:sz w:val="20"/>
+      </w:rPr>
+    </w:lvl>
+    <w:lvl w:ilvl="7" w:tentative="1">
+      <w:start w:val="1"/>
+      <w:numFmt w:val="bullet"/>
+      <w:lvlText w:val=""/>
+      <w:lvlJc w:val="left"/>
+      <w:pPr>
+        <w:tabs>
+          <w:tab w:val="num" w:pos="5760"/>
+        </w:tabs>
+        <w:ind w:left="5760" w:hanging="360"/>
+      </w:pPr>
+      <w:rPr>
+        <w:rFonts w:ascii="Wingdings" w:hAnsi="Wingdings" w:hint="default"/>
+        <w:sz w:val="20"/>
+      </w:rPr>
+    </w:lvl>
+    <w:lvl w:ilvl="8" w:tentative="1">
+      <w:start w:val="1"/>
+      <w:numFmt w:val="bullet"/>
+      <w:lvlText w:val=""/>
+      <w:lvlJc w:val="left"/>
+      <w:pPr>
+        <w:tabs>
+          <w:tab w:val="num" w:pos="6480"/>
+        </w:tabs>
+        <w:ind w:left="6480" w:hanging="360"/>
+      </w:pPr>
+      <w:rPr>
+        <w:rFonts w:ascii="Wingdings" w:hAnsi="Wingdings" w:hint="default"/>
+        <w:sz w:val="20"/>
+      </w:rPr>
+    </w:lvl>
+  </w:abstractNum>
+  <w:abstractNum w:abstractNumId="1" w15:restartNumberingAfterBreak="0">
+    <w:nsid w:val="32F4661A"/>
+    <w:multiLevelType w:val="multilevel"/>
+    <w:tmpl w:val="5DC497CA"/>
+    <w:lvl w:ilvl="0">
+      <w:start w:val="1"/>
+      <w:numFmt w:val="bullet"/>
+      <w:lvlText w:val=""/>
+      <w:lvlJc w:val="left"/>
+      <w:pPr>
+        <w:tabs>
+          <w:tab w:val="num" w:pos="720"/>
+        </w:tabs>
+        <w:ind w:left="720" w:hanging="360"/>
+      </w:pPr>
+      <w:rPr>
+        <w:rFonts w:ascii="Symbol" w:hAnsi="Symbol" w:hint="default"/>
+        <w:sz w:val="20"/>
+      </w:rPr>
+    </w:lvl>
+    <w:lvl w:ilvl="1" w:tentative="1">
+      <w:start w:val="1"/>
+      <w:numFmt w:val="bullet"/>
+      <w:lvlText w:val="o"/>
+      <w:lvlJc w:val="left"/>
+      <w:pPr>
+        <w:tabs>
+          <w:tab w:val="num" w:pos="1440"/>
+        </w:tabs>
+        <w:ind w:left="1440" w:hanging="360"/>
+      </w:pPr>
+      <w:rPr>
+        <w:rFonts w:ascii="Courier New" w:hAnsi="Courier New" w:hint="default"/>
+        <w:sz w:val="20"/>
+      </w:rPr>
+    </w:lvl>
+    <w:lvl w:ilvl="2" w:tentative="1">
+      <w:start w:val="1"/>
+      <w:numFmt w:val="bullet"/>
+      <w:lvlText w:val=""/>
+      <w:lvlJc w:val="left"/>
+      <w:pPr>
+        <w:tabs>
+          <w:tab w:val="num" w:pos="2160"/>
+        </w:tabs>
+        <w:ind w:left="2160" w:hanging="360"/>
+      </w:pPr>
+      <w:rPr>
+        <w:rFonts w:ascii="Wingdings" w:hAnsi="Wingdings" w:hint="default"/>
+        <w:sz w:val="20"/>
+      </w:rPr>
+    </w:lvl>
+    <w:lvl w:ilvl="3" w:tentative="1">
+      <w:start w:val="1"/>
+      <w:numFmt w:val="bullet"/>
+      <w:lvlText w:val=""/>
+      <w:lvlJc w:val="left"/>
+      <w:pPr>
+        <w:tabs>
+          <w:tab w:val="num" w:pos="2880"/>
+        </w:tabs>
+        <w:ind w:left="2880" w:hanging="360"/>
+      </w:pPr>
+      <w:rPr>
+        <w:rFonts w:ascii="Wingdings" w:hAnsi="Wingdings" w:hint="default"/>
+        <w:sz w:val="20"/>
+      </w:rPr>
+    </w:lvl>
+    <w:lvl w:ilvl="4" w:tentative="1">
+      <w:start w:val="1"/>
+      <w:numFmt w:val="bullet"/>
+      <w:lvlText w:val=""/>
+      <w:lvlJc w:val="left"/>
+      <w:pPr>
+        <w:tabs>
+          <w:tab w:val="num" w:pos="3600"/>
+        </w:tabs>
+        <w:ind w:left="3600" w:hanging="360"/>
+      </w:pPr>
+      <w:rPr>
+        <w:rFonts w:ascii="Wingdings" w:hAnsi="Wingdings" w:hint="default"/>
+        <w:sz w:val="20"/>
+      </w:rPr>
+    </w:lvl>
+    <w:lvl w:ilvl="5" w:tentative="1">
+      <w:start w:val="1"/>
+      <w:numFmt w:val="bullet"/>
+      <w:lvlText w:val=""/>
+      <w:lvlJc w:val="left"/>
+      <w:pPr>
+        <w:tabs>
+          <w:tab w:val="num" w:pos="4320"/>
+        </w:tabs>
+        <w:ind w:left="4320" w:hanging="360"/>
+      </w:pPr>
+      <w:rPr>
+        <w:rFonts w:ascii="Wingdings" w:hAnsi="Wingdings" w:hint="default"/>
+        <w:sz w:val="20"/>
+      </w:rPr>
+    </w:lvl>
+    <w:lvl w:ilvl="6" w:tentative="1">
+      <w:start w:val="1"/>
+      <w:numFmt w:val="bullet"/>
+      <w:lvlText w:val=""/>
+      <w:lvlJc w:val="left"/>
+      <w:pPr>
+        <w:tabs>
+          <w:tab w:val="num" w:pos="5040"/>
+        </w:tabs>
+        <w:ind w:left="5040" w:hanging="360"/>
+      </w:pPr>
+      <w:rPr>
+        <w:rFonts w:ascii="Wingdings" w:hAnsi="Wingdings" w:hint="default"/>
+        <w:sz w:val="20"/>
+      </w:rPr>
+    </w:lvl>
+    <w:lvl w:ilvl="7" w:tentative="1">
+      <w:start w:val="1"/>
+      <w:numFmt w:val="bullet"/>
+      <w:lvlText w:val=""/>
+      <w:lvlJc w:val="left"/>
+      <w:pPr>
+        <w:tabs>
+          <w:tab w:val="num" w:pos="5760"/>
+        </w:tabs>
+        <w:ind w:left="5760" w:hanging="360"/>
+      </w:pPr>
+      <w:rPr>
+        <w:rFonts w:ascii="Wingdings" w:hAnsi="Wingdings" w:hint="default"/>
+        <w:sz w:val="20"/>
+      </w:rPr>
+    </w:lvl>
+    <w:lvl w:ilvl="8" w:tentative="1">
+      <w:start w:val="1"/>
+      <w:numFmt w:val="bullet"/>
+      <w:lvlText w:val=""/>
+      <w:lvlJc w:val="left"/>
+      <w:pPr>
+        <w:tabs>
+          <w:tab w:val="num" w:pos="6480"/>
+        </w:tabs>
+        <w:ind w:left="6480" w:hanging="360"/>
+      </w:pPr>
+      <w:rPr>
+        <w:rFonts w:ascii="Wingdings" w:hAnsi="Wingdings" w:hint="default"/>
+        <w:sz w:val="20"/>
+      </w:rPr>
+    </w:lvl>
+  </w:abstractNum>
+  <w:num w:numId="1" w16cid:durableId="1878081749">
+    <w:abstractNumId w:val="0"/>
+  </w:num>
+  <w:num w:numId="2" w16cid:durableId="1508978604">
+    <w:abstractNumId w:val="1"/>
+  </w:num>
+</w:numbering>
 </file>
 
 <file path=word/styles.xml><?xml version="1.0" encoding="utf-8"?>
@@ -1746,7 +2324,6 @@
   <w:style w:type="character" w:default="1" w:styleId="a0">
     <w:name w:val="Default Paragraph Font"/>
     <w:uiPriority w:val="1"/>
-    <w:semiHidden/>
     <w:unhideWhenUsed/>
   </w:style>
   <w:style w:type="table" w:default="1" w:styleId="a1">
